--- a/cv/cv_fr.docx
+++ b/cv/cv_fr.docx
@@ -155,7 +155,52 @@
           <w:sz w:val="21"/>
           <w:szCs w:val="21"/>
         </w:rPr>
-        <w:t xml:space="preserve"> : Google Sheets, SQL, Data Studio, visualisation, nettoyage, prise de décision</w:t>
+        <w:t xml:space="preserve"> : </w:t>
+      </w:r>
+      <w:r>
+        <w:rPr>
+          <w:b w:val="false"/>
+          <w:bCs w:val="false"/>
+          <w:sz w:val="21"/>
+          <w:szCs w:val="21"/>
+        </w:rPr>
+        <w:t>Google Sheets, Excel, SQL, R, RStudio,</w:t>
+      </w:r>
+      <w:r>
+        <w:rPr>
+          <w:b/>
+          <w:bCs/>
+          <w:sz w:val="21"/>
+          <w:szCs w:val="21"/>
+        </w:rPr>
+        <w:t xml:space="preserve"> </w:t>
+      </w:r>
+      <w:r>
+        <w:rPr>
+          <w:b w:val="false"/>
+          <w:bCs w:val="false"/>
+          <w:sz w:val="21"/>
+          <w:szCs w:val="21"/>
+        </w:rPr>
+        <w:t>Tableau public,</w:t>
+      </w:r>
+      <w:r>
+        <w:rPr>
+          <w:b/>
+          <w:bCs/>
+          <w:sz w:val="21"/>
+          <w:szCs w:val="21"/>
+        </w:rPr>
+        <w:t xml:space="preserve"> </w:t>
+      </w:r>
+      <w:r>
+        <w:rPr>
+          <w:b w:val="false"/>
+          <w:bCs w:val="false"/>
+          <w:sz w:val="21"/>
+          <w:szCs w:val="21"/>
+        </w:rPr>
+        <w:t>visualisation, nettoyage, prise de décision</w:t>
       </w:r>
     </w:p>
     <w:p>
@@ -201,12 +246,28 @@
       <w:r>
         <w:rPr>
           <w:rStyle w:val="Strong"/>
+          <w:sz w:val="21"/>
+          <w:szCs w:val="21"/>
         </w:rPr>
         <w:t>Langages &amp; outils</w:t>
       </w:r>
       <w:r>
+        <w:rPr>
+          <w:sz w:val="21"/>
+          <w:szCs w:val="21"/>
+        </w:rPr>
+        <w:t xml:space="preserve"> :</w:t>
+      </w:r>
+      <w:r>
         <w:rPr/>
-        <w:t xml:space="preserve"> : Python (bases), Bash, Git, VirtualBox</w:t>
+        <w:t xml:space="preserve"> </w:t>
+      </w:r>
+      <w:r>
+        <w:rPr>
+          <w:sz w:val="21"/>
+          <w:szCs w:val="21"/>
+        </w:rPr>
+        <w:t>Python, Php, JavaScript, Bash, Git, VirtualBox</w:t>
       </w:r>
     </w:p>
     <w:p>
@@ -257,7 +318,30 @@
           <w:sz w:val="21"/>
           <w:szCs w:val="21"/>
         </w:rPr>
-        <w:t>Français : Langue maternelle</w:t>
+        <w:t>Créole</w:t>
+      </w:r>
+    </w:p>
+    <w:p>
+      <w:pPr>
+        <w:pStyle w:val="BodyText"/>
+        <w:numPr>
+          <w:ilvl w:val="0"/>
+          <w:numId w:val="5"/>
+        </w:numPr>
+        <w:bidi w:val="0"/>
+        <w:spacing w:before="140" w:after="120"/>
+        <w:jc w:val="start"/>
+        <w:rPr>
+          <w:sz w:val="21"/>
+          <w:szCs w:val="21"/>
+        </w:rPr>
+      </w:pPr>
+      <w:r>
+        <w:rPr>
+          <w:sz w:val="21"/>
+          <w:szCs w:val="21"/>
+        </w:rPr>
+        <w:t xml:space="preserve">Français </w:t>
       </w:r>
     </w:p>
     <w:p>
@@ -420,30 +504,6 @@
         <w:spacing w:before="140" w:after="120"/>
         <w:ind w:hanging="0" w:start="0"/>
         <w:jc w:val="center"/>
-        <w:rPr>
-          <w:rStyle w:val="Strong"/>
-          <w:sz w:val="21"/>
-          <w:szCs w:val="21"/>
-        </w:rPr>
-      </w:pPr>
-      <w:r>
-        <w:rPr>
-          <w:sz w:val="21"/>
-          <w:szCs w:val="21"/>
-        </w:rPr>
-      </w:r>
-    </w:p>
-    <w:p>
-      <w:pPr>
-        <w:pStyle w:val="BodyText"/>
-        <w:numPr>
-          <w:ilvl w:val="0"/>
-          <w:numId w:val="0"/>
-        </w:numPr>
-        <w:bidi w:val="0"/>
-        <w:spacing w:before="140" w:after="120"/>
-        <w:ind w:hanging="0" w:start="0"/>
-        <w:jc w:val="center"/>
         <w:rPr/>
       </w:pPr>
       <w:r>
@@ -481,7 +541,7 @@
           <w:szCs w:val="21"/>
         </w:rPr>
         <w:br/>
-        <w:t>📍 Rue Bellevue, Limonade, Haïti, HT 1130</w:t>
+        <w:t>📍 Kısıklı, Reşatbey Sk. No:23, 34692 Üsküdar/İstanbul</w:t>
         <w:br/>
         <w:t xml:space="preserve">(+509) 4149 4349 | </w:t>
       </w:r>
@@ -521,15 +581,58 @@
       </w:hyperlink>
       <w:r>
         <w:rPr>
+          <w:rStyle w:val="Hyperlink"/>
           <w:b/>
           <w:bCs/>
           <w:sz w:val="21"/>
           <w:szCs w:val="21"/>
+          <w:u w:val="none"/>
         </w:rPr>
         <w:br/>
-        <w:t xml:space="preserve">🔗 GitHub : </w:t>
+      </w:r>
+      <w:r>
+        <w:rPr>
+          <w:rStyle w:val="Hyperlink"/>
+          <w:b/>
+          <w:bCs/>
+          <w:color w:val="000000"/>
+          <w:sz w:val="21"/>
+          <w:szCs w:val="21"/>
+          <w:u w:val="none"/>
+          <w:shd w:fill="auto" w:val="clear"/>
+        </w:rPr>
+        <w:t xml:space="preserve">GitHub : </w:t>
       </w:r>
       <w:hyperlink r:id="rId4">
+        <w:r>
+          <w:rPr>
+            <w:rStyle w:val="Hyperlink"/>
+            <w:b/>
+            <w:bCs/>
+            <w:color w:val="000000"/>
+            <w:sz w:val="21"/>
+            <w:szCs w:val="21"/>
+            <w:u w:val="none"/>
+            <w:shd w:fill="auto" w:val="clear"/>
+          </w:rPr>
+          <w:t>Études de cas cyclistic</w:t>
+        </w:r>
+      </w:hyperlink>
+      <w:r>
+        <w:rPr>
+          <w:rStyle w:val="Hyperlink"/>
+          <w:b/>
+          <w:bCs/>
+          <w:color w:val="000000"/>
+          <w:sz w:val="21"/>
+          <w:szCs w:val="21"/>
+          <w:u w:val="none"/>
+          <w:shd w:fill="auto" w:val="clear"/>
+        </w:rPr>
+        <w:br/>
+        <w:t xml:space="preserve">GitHub : </w:t>
+      </w:r>
+      <w:hyperlink r:id="rId5">
         <w:r>
           <w:rPr>
             <w:rStyle w:val="Hyperlink"/>
@@ -537,8 +640,9 @@
             <w:bCs/>
             <w:sz w:val="21"/>
             <w:szCs w:val="21"/>
+            <w:shd w:fill="auto" w:val="clear"/>
           </w:rPr>
-          <w:t>https://github.com/Lync97/cyber_security_portfolio</w:t>
+          <w:t>Cybersécurité portfolio</w:t>
         </w:r>
       </w:hyperlink>
     </w:p>
@@ -895,7 +999,7 @@
           <w:sz w:val="21"/>
           <w:szCs w:val="21"/>
         </w:rPr>
-        <w:t xml:space="preserve"> </w:t>
+        <w:br/>
       </w:r>
       <w:r>
         <w:rPr>
@@ -903,22 +1007,7 @@
           <w:sz w:val="21"/>
           <w:szCs w:val="21"/>
         </w:rPr>
-        <w:t>(en cours)</w:t>
-      </w:r>
-      <w:r>
-        <w:rPr>
-          <w:sz w:val="21"/>
-          <w:szCs w:val="21"/>
-        </w:rPr>
-        <w:br/>
-      </w:r>
-      <w:r>
-        <w:rPr>
-          <w:rStyle w:val="Emphasis"/>
-          <w:sz w:val="21"/>
-          <w:szCs w:val="21"/>
-        </w:rPr>
-        <w:t>Coursera – Juin 2025 à présent</w:t>
+        <w:t>Coursera – Juin 2025 à Août 2025</w:t>
       </w:r>
     </w:p>
     <w:p>
@@ -1194,35 +1283,33 @@
       </w:pPr>
       <w:r>
         <w:rPr>
+          <w:sz w:val="21"/>
+          <w:szCs w:val="21"/>
+        </w:rPr>
+      </w:r>
+    </w:p>
+    <w:p>
+      <w:pPr>
+        <w:pStyle w:val="BodyText"/>
+        <w:numPr>
+          <w:ilvl w:val="0"/>
+          <w:numId w:val="2"/>
+        </w:numPr>
+        <w:bidi w:val="0"/>
+        <w:spacing w:before="140" w:after="120"/>
+        <w:jc w:val="start"/>
+        <w:rPr>
+          <w:sz w:val="21"/>
+          <w:szCs w:val="21"/>
+        </w:rPr>
+      </w:pPr>
+      <w:r>
+        <w:rPr>
           <w:b/>
           <w:bCs/>
           <w:sz w:val="21"/>
           <w:szCs w:val="21"/>
         </w:rPr>
-      </w:r>
-    </w:p>
-    <w:p>
-      <w:pPr>
-        <w:pStyle w:val="BodyText"/>
-        <w:numPr>
-          <w:ilvl w:val="0"/>
-          <w:numId w:val="2"/>
-        </w:numPr>
-        <w:bidi w:val="0"/>
-        <w:spacing w:before="140" w:after="120"/>
-        <w:jc w:val="start"/>
-        <w:rPr>
-          <w:sz w:val="21"/>
-          <w:szCs w:val="21"/>
-        </w:rPr>
-      </w:pPr>
-      <w:r>
-        <w:rPr>
-          <w:b/>
-          <w:bCs/>
-          <w:sz w:val="21"/>
-          <w:szCs w:val="21"/>
-        </w:rPr>
         <w:t>Atouts</w:t>
       </w:r>
     </w:p>
@@ -1237,16 +1324,14 @@
         <w:spacing w:before="140" w:after="120"/>
         <w:jc w:val="start"/>
         <w:rPr>
-          <w:b/>
-          <w:bCs/>
-          <w:sz w:val="21"/>
-          <w:szCs w:val="21"/>
-        </w:rPr>
-      </w:pPr>
-      <w:r>
-        <w:rPr>
-          <w:b/>
-          <w:bCs/>
+          <w:b w:val="false"/>
+          <w:bCs w:val="false"/>
+        </w:rPr>
+      </w:pPr>
+      <w:r>
+        <w:rPr>
+          <w:b w:val="false"/>
+          <w:bCs w:val="false"/>
           <w:sz w:val="21"/>
           <w:szCs w:val="21"/>
         </w:rPr>
@@ -1376,7 +1461,7 @@
         <w:t xml:space="preserve"> – Informaticien / Économiste</w:t>
         <w:br/>
       </w:r>
-      <w:hyperlink r:id="rId5">
+      <w:hyperlink r:id="rId6">
         <w:r>
           <w:rPr>
             <w:rStyle w:val="Hyperlink"/>
@@ -1422,7 +1507,7 @@
         <w:t xml:space="preserve"> – Ingénieur Informaticien, MGTI</w:t>
         <w:br/>
       </w:r>
-      <w:hyperlink r:id="rId6">
+      <w:hyperlink r:id="rId7">
         <w:r>
           <w:rPr>
             <w:rStyle w:val="Hyperlink"/>
@@ -1499,7 +1584,7 @@
         <w:t xml:space="preserve"> – Ingénieur Informatique</w:t>
         <w:br/>
       </w:r>
-      <w:hyperlink r:id="rId7">
+      <w:hyperlink r:id="rId8">
         <w:r>
           <w:rPr>
             <w:rStyle w:val="Hyperlink"/>
@@ -1948,16 +2033,17 @@
           <w:sz w:val="21"/>
           <w:szCs w:val="21"/>
         </w:rPr>
-        <w:t>Google Cybersecurity Professional Certificate</w:t>
-      </w:r>
-      <w:r>
-        <w:rPr>
+        <w:t xml:space="preserve">Google Data Analytics Professional Certificate – </w:t>
+      </w:r>
+      <w:r>
+        <w:rPr>
+          <w:rStyle w:val="Emphasis"/>
           <w:b w:val="false"/>
           <w:bCs w:val="false"/>
           <w:sz w:val="21"/>
           <w:szCs w:val="21"/>
         </w:rPr>
-        <w:t xml:space="preserve"> – 2025</w:t>
+        <w:t>en 2025</w:t>
       </w:r>
     </w:p>
     <w:p>
@@ -1970,9 +2056,6 @@
         <w:bidi w:val="0"/>
         <w:spacing w:before="140" w:after="120"/>
         <w:jc w:val="start"/>
-        <w:rPr/>
-      </w:pPr>
-      <w:r>
         <w:rPr>
           <w:rStyle w:val="Strong"/>
           <w:b w:val="false"/>
@@ -1980,7 +2063,16 @@
           <w:sz w:val="21"/>
           <w:szCs w:val="21"/>
         </w:rPr>
-        <w:t xml:space="preserve">Google Data Analytics Professional Certificate – </w:t>
+      </w:pPr>
+      <w:r>
+        <w:rPr>
+          <w:rStyle w:val="Strong"/>
+          <w:b w:val="false"/>
+          <w:bCs w:val="false"/>
+          <w:sz w:val="21"/>
+          <w:szCs w:val="21"/>
+        </w:rPr>
+        <w:t>Google Cybersecurity Professional Certificate</w:t>
       </w:r>
       <w:r>
         <w:rPr>
@@ -1990,7 +2082,27 @@
           <w:sz w:val="21"/>
           <w:szCs w:val="21"/>
         </w:rPr>
-        <w:t>en cours</w:t>
+        <w:t xml:space="preserve"> – </w:t>
+      </w:r>
+      <w:r>
+        <w:rPr>
+          <w:rStyle w:val="Emphasis"/>
+          <w:b w:val="false"/>
+          <w:bCs w:val="false"/>
+          <w:sz w:val="21"/>
+          <w:szCs w:val="21"/>
+        </w:rPr>
+        <w:t xml:space="preserve">en </w:t>
+      </w:r>
+      <w:r>
+        <w:rPr>
+          <w:rStyle w:val="Emphasis"/>
+          <w:b w:val="false"/>
+          <w:bCs w:val="false"/>
+          <w:sz w:val="21"/>
+          <w:szCs w:val="21"/>
+        </w:rPr>
+        <w:t>2025</w:t>
       </w:r>
     </w:p>
     <w:p>
@@ -3980,8 +4092,8 @@
       <w:u w:val="single"/>
     </w:rPr>
   </w:style>
-  <w:style w:type="character" w:styleId="Bullets">
-    <w:name w:val="Bullets"/>
+  <w:style w:type="character" w:styleId="Bulletsuser">
+    <w:name w:val="Bullets (user)"/>
     <w:qFormat/>
     <w:rPr>
       <w:rFonts w:ascii="OpenSymbol" w:hAnsi="OpenSymbol" w:eastAsia="OpenSymbol" w:cs="OpenSymbol"/>
@@ -4070,8 +4182,8 @@
       <w:szCs w:val="12"/>
     </w:rPr>
   </w:style>
-  <w:style w:type="paragraph" w:styleId="BlockQuotation">
-    <w:name w:val="Block Quotation"/>
+  <w:style w:type="paragraph" w:styleId="BlockQuotationuser">
+    <w:name w:val="Block Quotation (user)"/>
     <w:basedOn w:val="Normal"/>
     <w:qFormat/>
     <w:pPr>
@@ -4091,37 +4203,37 @@
         <a:srgbClr val="000000"/>
       </a:dk1>
       <a:lt1>
-        <a:srgbClr val="ffffff"/>
+        <a:srgbClr val="FFFFFF"/>
       </a:lt1>
       <a:dk2>
         <a:srgbClr val="000000"/>
       </a:dk2>
       <a:lt2>
-        <a:srgbClr val="ffffff"/>
+        <a:srgbClr val="FFFFFF"/>
       </a:lt2>
       <a:accent1>
-        <a:srgbClr val="18a303"/>
+        <a:srgbClr val="18A303"/>
       </a:accent1>
       <a:accent2>
-        <a:srgbClr val="0369a3"/>
+        <a:srgbClr val="0369A3"/>
       </a:accent2>
       <a:accent3>
-        <a:srgbClr val="a33e03"/>
+        <a:srgbClr val="A33E03"/>
       </a:accent3>
       <a:accent4>
-        <a:srgbClr val="8e03a3"/>
+        <a:srgbClr val="8E03A3"/>
       </a:accent4>
       <a:accent5>
-        <a:srgbClr val="c99c00"/>
+        <a:srgbClr val="C99C00"/>
       </a:accent5>
       <a:accent6>
-        <a:srgbClr val="c9211e"/>
+        <a:srgbClr val="C9211E"/>
       </a:accent6>
       <a:hlink>
-        <a:srgbClr val="0000ee"/>
+        <a:srgbClr val="0000EE"/>
       </a:hlink>
       <a:folHlink>
-        <a:srgbClr val="551a8b"/>
+        <a:srgbClr val="551A8B"/>
       </a:folHlink>
     </a:clrScheme>
     <a:fontScheme name="Office">
